--- a/tests/corpus/word-rules/E-table-style-bands.docx
+++ b/tests/corpus/word-rules/E-table-style-bands.docx
@@ -1043,6 +1043,216 @@
           <w:p>
             <w:r>
               <w:t xml:space="preserve">r3c6</w:t>
+            </w:r>
+          </w:p>
+        </w:tc>
+      </w:tr>
+    </w:tbl>
+    <w:p/>
+    <w:p>
+      <w:r>
+        <w:t xml:space="preserve">Case 06: row band size 5, which Word restricts to 0 to 3</w:t>
+      </w:r>
+    </w:p>
+    <w:tbl>
+      <w:tblPr>
+        <w:tblStyle w:val="RowBands5"/>
+        <w:tblW w:w="9024" w:type="dxa"/>
+        <w:tblLook w:firstRow="0" w:lastRow="0" w:firstColumn="0" w:lastColumn="0" w:noHBand="0" w:noVBand="1"/>
+      </w:tblPr>
+      <w:tblGrid>
+        <w:gridCol w:w="3008"/>
+        <w:gridCol w:w="3008"/>
+        <w:gridCol w:w="3008"/>
+      </w:tblGrid>
+      <w:tr>
+        <w:tc>
+          <w:tcPr>
+            <w:tcW w:w="3008" w:type="dxa"/>
+          </w:tcPr>
+          <w:p>
+            <w:r>
+              <w:t xml:space="preserve">r1c1</w:t>
+            </w:r>
+          </w:p>
+        </w:tc>
+        <w:tc>
+          <w:tcPr>
+            <w:tcW w:w="3008" w:type="dxa"/>
+          </w:tcPr>
+          <w:p>
+            <w:r>
+              <w:t xml:space="preserve">r1c2</w:t>
+            </w:r>
+          </w:p>
+        </w:tc>
+        <w:tc>
+          <w:tcPr>
+            <w:tcW w:w="3008" w:type="dxa"/>
+          </w:tcPr>
+          <w:p>
+            <w:r>
+              <w:t xml:space="preserve">r1c3</w:t>
+            </w:r>
+          </w:p>
+        </w:tc>
+      </w:tr>
+      <w:tr>
+        <w:tc>
+          <w:tcPr>
+            <w:tcW w:w="3008" w:type="dxa"/>
+          </w:tcPr>
+          <w:p>
+            <w:r>
+              <w:t xml:space="preserve">r2c1</w:t>
+            </w:r>
+          </w:p>
+        </w:tc>
+        <w:tc>
+          <w:tcPr>
+            <w:tcW w:w="3008" w:type="dxa"/>
+          </w:tcPr>
+          <w:p>
+            <w:r>
+              <w:t xml:space="preserve">r2c2</w:t>
+            </w:r>
+          </w:p>
+        </w:tc>
+        <w:tc>
+          <w:tcPr>
+            <w:tcW w:w="3008" w:type="dxa"/>
+          </w:tcPr>
+          <w:p>
+            <w:r>
+              <w:t xml:space="preserve">r2c3</w:t>
+            </w:r>
+          </w:p>
+        </w:tc>
+      </w:tr>
+      <w:tr>
+        <w:tc>
+          <w:tcPr>
+            <w:tcW w:w="3008" w:type="dxa"/>
+          </w:tcPr>
+          <w:p>
+            <w:r>
+              <w:t xml:space="preserve">r3c1</w:t>
+            </w:r>
+          </w:p>
+        </w:tc>
+        <w:tc>
+          <w:tcPr>
+            <w:tcW w:w="3008" w:type="dxa"/>
+          </w:tcPr>
+          <w:p>
+            <w:r>
+              <w:t xml:space="preserve">r3c2</w:t>
+            </w:r>
+          </w:p>
+        </w:tc>
+        <w:tc>
+          <w:tcPr>
+            <w:tcW w:w="3008" w:type="dxa"/>
+          </w:tcPr>
+          <w:p>
+            <w:r>
+              <w:t xml:space="preserve">r3c3</w:t>
+            </w:r>
+          </w:p>
+        </w:tc>
+      </w:tr>
+      <w:tr>
+        <w:tc>
+          <w:tcPr>
+            <w:tcW w:w="3008" w:type="dxa"/>
+          </w:tcPr>
+          <w:p>
+            <w:r>
+              <w:t xml:space="preserve">r4c1</w:t>
+            </w:r>
+          </w:p>
+        </w:tc>
+        <w:tc>
+          <w:tcPr>
+            <w:tcW w:w="3008" w:type="dxa"/>
+          </w:tcPr>
+          <w:p>
+            <w:r>
+              <w:t xml:space="preserve">r4c2</w:t>
+            </w:r>
+          </w:p>
+        </w:tc>
+        <w:tc>
+          <w:tcPr>
+            <w:tcW w:w="3008" w:type="dxa"/>
+          </w:tcPr>
+          <w:p>
+            <w:r>
+              <w:t xml:space="preserve">r4c3</w:t>
+            </w:r>
+          </w:p>
+        </w:tc>
+      </w:tr>
+      <w:tr>
+        <w:tc>
+          <w:tcPr>
+            <w:tcW w:w="3008" w:type="dxa"/>
+          </w:tcPr>
+          <w:p>
+            <w:r>
+              <w:t xml:space="preserve">r5c1</w:t>
+            </w:r>
+          </w:p>
+        </w:tc>
+        <w:tc>
+          <w:tcPr>
+            <w:tcW w:w="3008" w:type="dxa"/>
+          </w:tcPr>
+          <w:p>
+            <w:r>
+              <w:t xml:space="preserve">r5c2</w:t>
+            </w:r>
+          </w:p>
+        </w:tc>
+        <w:tc>
+          <w:tcPr>
+            <w:tcW w:w="3008" w:type="dxa"/>
+          </w:tcPr>
+          <w:p>
+            <w:r>
+              <w:t xml:space="preserve">r5c3</w:t>
+            </w:r>
+          </w:p>
+        </w:tc>
+      </w:tr>
+      <w:tr>
+        <w:tc>
+          <w:tcPr>
+            <w:tcW w:w="3008" w:type="dxa"/>
+          </w:tcPr>
+          <w:p>
+            <w:r>
+              <w:t xml:space="preserve">r6c1</w:t>
+            </w:r>
+          </w:p>
+        </w:tc>
+        <w:tc>
+          <w:tcPr>
+            <w:tcW w:w="3008" w:type="dxa"/>
+          </w:tcPr>
+          <w:p>
+            <w:r>
+              <w:t xml:space="preserve">r6c2</w:t>
+            </w:r>
+          </w:p>
+        </w:tc>
+        <w:tc>
+          <w:tcPr>
+            <w:tcW w:w="3008" w:type="dxa"/>
+          </w:tcPr>
+          <w:p>
+            <w:r>
+              <w:t xml:space="preserve">r6c3</w:t>
             </w:r>
           </w:p>
         </w:tc>
@@ -1262,5 +1472,36 @@
       </w:tcPr>
     </w:tblStylePr>
   </w:style>
+  <w:style w:type="table" w:customStyle="1" w:styleId="RowBands5">
+    <w:name w:val="RowBands5"/>
+    <w:basedOn w:val="TableNormal"/>
+    <w:tblPr>
+      <w:tblStyleRowBandSize w:val="5"/>
+      <w:tblBorders>
+        <w:top w:val="single" w:sz="4" w:space="0" w:color="000000"/>
+        <w:left w:val="single" w:sz="4" w:space="0" w:color="000000"/>
+        <w:bottom w:val="single" w:sz="4" w:space="0" w:color="000000"/>
+        <w:right w:val="single" w:sz="4" w:space="0" w:color="000000"/>
+        <w:insideH w:val="single" w:sz="4" w:space="0" w:color="000000"/>
+        <w:insideV w:val="single" w:sz="4" w:space="0" w:color="000000"/>
+      </w:tblBorders>
+    </w:tblPr>
+    <w:tblStylePr w:type="band1Horz">
+      <w:rPr>
+        <w:color w:val="FF0000"/>
+      </w:rPr>
+      <w:tcPr>
+        <w:shd w:val="clear" w:color="auto" w:fill="A6A6A6"/>
+      </w:tcPr>
+    </w:tblStylePr>
+    <w:tblStylePr w:type="band2Horz">
+      <w:rPr>
+        <w:color w:val="92D050"/>
+      </w:rPr>
+      <w:tcPr>
+        <w:shd w:val="clear" w:color="auto" w:fill="999999"/>
+      </w:tcPr>
+    </w:tblStylePr>
+  </w:style>
 </w:styles>
 </file>
--- a/tests/corpus/word-rules/E-table-style-bands.docx
+++ b/tests/corpus/word-rules/E-table-style-bands.docx
@@ -1043,216 +1043,6 @@
           <w:p>
             <w:r>
               <w:t xml:space="preserve">r3c6</w:t>
-            </w:r>
-          </w:p>
-        </w:tc>
-      </w:tr>
-    </w:tbl>
-    <w:p/>
-    <w:p>
-      <w:r>
-        <w:t xml:space="preserve">Case 06: row band size 5, which Word restricts to 0 to 3</w:t>
-      </w:r>
-    </w:p>
-    <w:tbl>
-      <w:tblPr>
-        <w:tblStyle w:val="RowBands5"/>
-        <w:tblW w:w="9024" w:type="dxa"/>
-        <w:tblLook w:firstRow="0" w:lastRow="0" w:firstColumn="0" w:lastColumn="0" w:noHBand="0" w:noVBand="1"/>
-      </w:tblPr>
-      <w:tblGrid>
-        <w:gridCol w:w="3008"/>
-        <w:gridCol w:w="3008"/>
-        <w:gridCol w:w="3008"/>
-      </w:tblGrid>
-      <w:tr>
-        <w:tc>
-          <w:tcPr>
-            <w:tcW w:w="3008" w:type="dxa"/>
-          </w:tcPr>
-          <w:p>
-            <w:r>
-              <w:t xml:space="preserve">r1c1</w:t>
-            </w:r>
-          </w:p>
-        </w:tc>
-        <w:tc>
-          <w:tcPr>
-            <w:tcW w:w="3008" w:type="dxa"/>
-          </w:tcPr>
-          <w:p>
-            <w:r>
-              <w:t xml:space="preserve">r1c2</w:t>
-            </w:r>
-          </w:p>
-        </w:tc>
-        <w:tc>
-          <w:tcPr>
-            <w:tcW w:w="3008" w:type="dxa"/>
-          </w:tcPr>
-          <w:p>
-            <w:r>
-              <w:t xml:space="preserve">r1c3</w:t>
-            </w:r>
-          </w:p>
-        </w:tc>
-      </w:tr>
-      <w:tr>
-        <w:tc>
-          <w:tcPr>
-            <w:tcW w:w="3008" w:type="dxa"/>
-          </w:tcPr>
-          <w:p>
-            <w:r>
-              <w:t xml:space="preserve">r2c1</w:t>
-            </w:r>
-          </w:p>
-        </w:tc>
-        <w:tc>
-          <w:tcPr>
-            <w:tcW w:w="3008" w:type="dxa"/>
-          </w:tcPr>
-          <w:p>
-            <w:r>
-              <w:t xml:space="preserve">r2c2</w:t>
-            </w:r>
-          </w:p>
-        </w:tc>
-        <w:tc>
-          <w:tcPr>
-            <w:tcW w:w="3008" w:type="dxa"/>
-          </w:tcPr>
-          <w:p>
-            <w:r>
-              <w:t xml:space="preserve">r2c3</w:t>
-            </w:r>
-          </w:p>
-        </w:tc>
-      </w:tr>
-      <w:tr>
-        <w:tc>
-          <w:tcPr>
-            <w:tcW w:w="3008" w:type="dxa"/>
-          </w:tcPr>
-          <w:p>
-            <w:r>
-              <w:t xml:space="preserve">r3c1</w:t>
-            </w:r>
-          </w:p>
-        </w:tc>
-        <w:tc>
-          <w:tcPr>
-            <w:tcW w:w="3008" w:type="dxa"/>
-          </w:tcPr>
-          <w:p>
-            <w:r>
-              <w:t xml:space="preserve">r3c2</w:t>
-            </w:r>
-          </w:p>
-        </w:tc>
-        <w:tc>
-          <w:tcPr>
-            <w:tcW w:w="3008" w:type="dxa"/>
-          </w:tcPr>
-          <w:p>
-            <w:r>
-              <w:t xml:space="preserve">r3c3</w:t>
-            </w:r>
-          </w:p>
-        </w:tc>
-      </w:tr>
-      <w:tr>
-        <w:tc>
-          <w:tcPr>
-            <w:tcW w:w="3008" w:type="dxa"/>
-          </w:tcPr>
-          <w:p>
-            <w:r>
-              <w:t xml:space="preserve">r4c1</w:t>
-            </w:r>
-          </w:p>
-        </w:tc>
-        <w:tc>
-          <w:tcPr>
-            <w:tcW w:w="3008" w:type="dxa"/>
-          </w:tcPr>
-          <w:p>
-            <w:r>
-              <w:t xml:space="preserve">r4c2</w:t>
-            </w:r>
-          </w:p>
-        </w:tc>
-        <w:tc>
-          <w:tcPr>
-            <w:tcW w:w="3008" w:type="dxa"/>
-          </w:tcPr>
-          <w:p>
-            <w:r>
-              <w:t xml:space="preserve">r4c3</w:t>
-            </w:r>
-          </w:p>
-        </w:tc>
-      </w:tr>
-      <w:tr>
-        <w:tc>
-          <w:tcPr>
-            <w:tcW w:w="3008" w:type="dxa"/>
-          </w:tcPr>
-          <w:p>
-            <w:r>
-              <w:t xml:space="preserve">r5c1</w:t>
-            </w:r>
-          </w:p>
-        </w:tc>
-        <w:tc>
-          <w:tcPr>
-            <w:tcW w:w="3008" w:type="dxa"/>
-          </w:tcPr>
-          <w:p>
-            <w:r>
-              <w:t xml:space="preserve">r5c2</w:t>
-            </w:r>
-          </w:p>
-        </w:tc>
-        <w:tc>
-          <w:tcPr>
-            <w:tcW w:w="3008" w:type="dxa"/>
-          </w:tcPr>
-          <w:p>
-            <w:r>
-              <w:t xml:space="preserve">r5c3</w:t>
-            </w:r>
-          </w:p>
-        </w:tc>
-      </w:tr>
-      <w:tr>
-        <w:tc>
-          <w:tcPr>
-            <w:tcW w:w="3008" w:type="dxa"/>
-          </w:tcPr>
-          <w:p>
-            <w:r>
-              <w:t xml:space="preserve">r6c1</w:t>
-            </w:r>
-          </w:p>
-        </w:tc>
-        <w:tc>
-          <w:tcPr>
-            <w:tcW w:w="3008" w:type="dxa"/>
-          </w:tcPr>
-          <w:p>
-            <w:r>
-              <w:t xml:space="preserve">r6c2</w:t>
-            </w:r>
-          </w:p>
-        </w:tc>
-        <w:tc>
-          <w:tcPr>
-            <w:tcW w:w="3008" w:type="dxa"/>
-          </w:tcPr>
-          <w:p>
-            <w:r>
-              <w:t xml:space="preserve">r6c3</w:t>
             </w:r>
           </w:p>
         </w:tc>
@@ -1472,36 +1262,5 @@
       </w:tcPr>
     </w:tblStylePr>
   </w:style>
-  <w:style w:type="table" w:customStyle="1" w:styleId="RowBands5">
-    <w:name w:val="RowBands5"/>
-    <w:basedOn w:val="TableNormal"/>
-    <w:tblPr>
-      <w:tblStyleRowBandSize w:val="5"/>
-      <w:tblBorders>
-        <w:top w:val="single" w:sz="4" w:space="0" w:color="000000"/>
-        <w:left w:val="single" w:sz="4" w:space="0" w:color="000000"/>
-        <w:bottom w:val="single" w:sz="4" w:space="0" w:color="000000"/>
-        <w:right w:val="single" w:sz="4" w:space="0" w:color="000000"/>
-        <w:insideH w:val="single" w:sz="4" w:space="0" w:color="000000"/>
-        <w:insideV w:val="single" w:sz="4" w:space="0" w:color="000000"/>
-      </w:tblBorders>
-    </w:tblPr>
-    <w:tblStylePr w:type="band1Horz">
-      <w:rPr>
-        <w:color w:val="FF0000"/>
-      </w:rPr>
-      <w:tcPr>
-        <w:shd w:val="clear" w:color="auto" w:fill="A6A6A6"/>
-      </w:tcPr>
-    </w:tblStylePr>
-    <w:tblStylePr w:type="band2Horz">
-      <w:rPr>
-        <w:color w:val="92D050"/>
-      </w:rPr>
-      <w:tcPr>
-        <w:shd w:val="clear" w:color="auto" w:fill="999999"/>
-      </w:tcPr>
-    </w:tblStylePr>
-  </w:style>
 </w:styles>
 </file>